--- a/_materials/dogovor-pacienta/out/Памятки-пациенту-после-лечения.docx
+++ b/_materials/dogovor-pacienta/out/Памятки-пациенту-после-лечения.docx
@@ -1579,6 +1579,373 @@
           <w:i w:val="0"/>
           <w:sz w:val="22"/>
         </w:rPr>
+        <w:t>Родителям — после лечения ребёнка</w:t>
+      </w:r>
+    </w:p>
+    <w:p>
+      <w:pPr>
+        <w:spacing w:after="40"/>
+        <w:ind w:left="454" w:hanging="227"/>
+      </w:pPr>
+      <w:r>
+        <w:rPr>
+          <w:rFonts w:ascii="Times New Roman" w:hAnsi="Times New Roman" w:eastAsia="Times New Roman"/>
+          <w:b w:val="0"/>
+          <w:i w:val="0"/>
+          <w:sz w:val="21"/>
+        </w:rPr>
+        <w:t xml:space="preserve">— </w:t>
+      </w:r>
+      <w:r>
+        <w:rPr>
+          <w:rFonts w:ascii="Times New Roman" w:hAnsi="Times New Roman" w:eastAsia="Times New Roman"/>
+          <w:b w:val="0"/>
+          <w:i w:val="0"/>
+          <w:sz w:val="21"/>
+        </w:rPr>
+        <w:t>Не кормите ребёнка 2 часа после лечения и следите за ним, пока держится анестезия (1,5–3 часа): дети прикусывают онемённую губу или щёку и не чувствуют этого. Объясните ребёнку, что трогать и кусать «толстую» губу нельзя.</w:t>
+      </w:r>
+    </w:p>
+    <w:p>
+      <w:pPr>
+        <w:spacing w:after="40"/>
+        <w:ind w:left="454" w:hanging="227"/>
+      </w:pPr>
+      <w:r>
+        <w:rPr>
+          <w:rFonts w:ascii="Times New Roman" w:hAnsi="Times New Roman" w:eastAsia="Times New Roman"/>
+          <w:b w:val="0"/>
+          <w:i w:val="0"/>
+          <w:sz w:val="21"/>
+        </w:rPr>
+        <w:t xml:space="preserve">— </w:t>
+      </w:r>
+      <w:r>
+        <w:rPr>
+          <w:rFonts w:ascii="Times New Roman" w:hAnsi="Times New Roman" w:eastAsia="Times New Roman"/>
+          <w:b w:val="0"/>
+          <w:i w:val="0"/>
+          <w:sz w:val="21"/>
+        </w:rPr>
+        <w:t>В день лечения — мягкая тёплая пища, без твёрдого, тягучего и очень сладкого. Жевать первое время лучше на здоровой стороне.</w:t>
+      </w:r>
+    </w:p>
+    <w:p>
+      <w:pPr>
+        <w:spacing w:after="40"/>
+        <w:ind w:left="454" w:hanging="227"/>
+      </w:pPr>
+      <w:r>
+        <w:rPr>
+          <w:rFonts w:ascii="Times New Roman" w:hAnsi="Times New Roman" w:eastAsia="Times New Roman"/>
+          <w:b w:val="0"/>
+          <w:i w:val="0"/>
+          <w:sz w:val="21"/>
+        </w:rPr>
+        <w:t xml:space="preserve">— </w:t>
+      </w:r>
+      <w:r>
+        <w:rPr>
+          <w:rFonts w:ascii="Times New Roman" w:hAnsi="Times New Roman" w:eastAsia="Times New Roman"/>
+          <w:b w:val="0"/>
+          <w:i w:val="0"/>
+          <w:sz w:val="21"/>
+        </w:rPr>
+        <w:t>Ранка на губе от прикусывания заживает сама за несколько дней; обрабатывайте её по рекомендации врача и не давайте ребёнку её трогать.</w:t>
+      </w:r>
+    </w:p>
+    <w:p>
+      <w:pPr>
+        <w:spacing w:after="40"/>
+        <w:ind w:left="454" w:hanging="227"/>
+      </w:pPr>
+      <w:r>
+        <w:rPr>
+          <w:rFonts w:ascii="Times New Roman" w:hAnsi="Times New Roman" w:eastAsia="Times New Roman"/>
+          <w:b w:val="0"/>
+          <w:i w:val="0"/>
+          <w:sz w:val="21"/>
+        </w:rPr>
+        <w:t xml:space="preserve">— </w:t>
+      </w:r>
+      <w:r>
+        <w:rPr>
+          <w:rFonts w:ascii="Times New Roman" w:hAnsi="Times New Roman" w:eastAsia="Times New Roman"/>
+          <w:b w:val="0"/>
+          <w:i w:val="0"/>
+          <w:sz w:val="21"/>
+        </w:rPr>
+        <w:t>После лечения каналов молочного зуба или удаления возможны чувствительность и небольшой отёк 1–2 дня. Если боль усиливается, отёк растёт, поднялась температура — свяжитесь с клиникой.</w:t>
+      </w:r>
+    </w:p>
+    <w:p>
+      <w:pPr>
+        <w:spacing w:after="40"/>
+        <w:ind w:left="454" w:hanging="227"/>
+      </w:pPr>
+      <w:r>
+        <w:rPr>
+          <w:rFonts w:ascii="Times New Roman" w:hAnsi="Times New Roman" w:eastAsia="Times New Roman"/>
+          <w:b w:val="0"/>
+          <w:i w:val="0"/>
+          <w:sz w:val="21"/>
+        </w:rPr>
+        <w:t xml:space="preserve">— </w:t>
+      </w:r>
+      <w:r>
+        <w:rPr>
+          <w:rFonts w:ascii="Times New Roman" w:hAnsi="Times New Roman" w:eastAsia="Times New Roman"/>
+          <w:b w:val="0"/>
+          <w:i w:val="0"/>
+          <w:sz w:val="21"/>
+        </w:rPr>
+        <w:t>После серебрения обработанные участки остаются тёмными — это ожидаемый вид, а не испорченный зуб.</w:t>
+      </w:r>
+    </w:p>
+    <w:p>
+      <w:pPr>
+        <w:spacing w:after="40"/>
+        <w:ind w:left="454" w:hanging="227"/>
+      </w:pPr>
+      <w:r>
+        <w:rPr>
+          <w:rFonts w:ascii="Times New Roman" w:hAnsi="Times New Roman" w:eastAsia="Times New Roman"/>
+          <w:b w:val="0"/>
+          <w:i w:val="0"/>
+          <w:sz w:val="21"/>
+        </w:rPr>
+        <w:t xml:space="preserve">— </w:t>
+      </w:r>
+      <w:r>
+        <w:rPr>
+          <w:rFonts w:ascii="Times New Roman" w:hAnsi="Times New Roman" w:eastAsia="Times New Roman"/>
+          <w:b w:val="0"/>
+          <w:i w:val="0"/>
+          <w:sz w:val="21"/>
+        </w:rPr>
+        <w:t>Чистите зубы ребёнку дважды в день (до 7–8 лет — сами, дальше — под контролем), ограничьте перекусы и сладкие напитки между приёмами пищи: именно они, а не «плохая наследственность», чаще всего дают новый кариес.</w:t>
+      </w:r>
+    </w:p>
+    <w:p>
+      <w:pPr>
+        <w:spacing w:after="40"/>
+        <w:ind w:left="454" w:hanging="227"/>
+      </w:pPr>
+      <w:r>
+        <w:rPr>
+          <w:rFonts w:ascii="Times New Roman" w:hAnsi="Times New Roman" w:eastAsia="Times New Roman"/>
+          <w:b w:val="0"/>
+          <w:i w:val="0"/>
+          <w:sz w:val="21"/>
+        </w:rPr>
+        <w:t xml:space="preserve">— </w:t>
+      </w:r>
+      <w:r>
+        <w:rPr>
+          <w:rFonts w:ascii="Times New Roman" w:hAnsi="Times New Roman" w:eastAsia="Times New Roman"/>
+          <w:b w:val="0"/>
+          <w:i w:val="0"/>
+          <w:sz w:val="21"/>
+        </w:rPr>
+        <w:t>Профилактический осмотр — раз в 6 месяцев, при высоком риске кариеса чаще, по назначению врача. Это условие действия гарантии.</w:t>
+      </w:r>
+    </w:p>
+    <w:p>
+      <w:pPr>
+        <w:keepNext w:val="0"/>
+        <w:spacing w:after="100"/>
+        <w:jc w:val="both"/>
+      </w:pPr>
+      <w:r>
+        <w:rPr>
+          <w:rFonts w:ascii="Times New Roman" w:hAnsi="Times New Roman" w:eastAsia="Times New Roman"/>
+          <w:b w:val="0"/>
+          <w:i w:val="0"/>
+          <w:sz w:val="21"/>
+        </w:rPr>
+      </w:r>
+    </w:p>
+    <w:tbl>
+      <w:tblPr>
+        <w:tblStyle w:val="TableGrid"/>
+        <w:tblW w:type="auto" w:w="0"/>
+        <w:jc w:val="left"/>
+        <w:tblLayout w:type="fixed"/>
+        <w:tblLook w:firstColumn="1" w:firstRow="1" w:lastColumn="0" w:lastRow="0" w:noHBand="0" w:noVBand="1" w:val="04A0"/>
+        <w:tblBorders>
+          <w:top w:val="single" w:sz="4" w:color="A6A6A6"/>
+          <w:left w:val="single" w:sz="4" w:color="A6A6A6"/>
+          <w:bottom w:val="single" w:sz="4" w:color="A6A6A6"/>
+          <w:right w:val="single" w:sz="4" w:color="A6A6A6"/>
+          <w:insideH w:val="single" w:sz="4" w:color="A6A6A6"/>
+          <w:insideV w:val="single" w:sz="4" w:color="A6A6A6"/>
+        </w:tblBorders>
+      </w:tblPr>
+      <w:tblGrid>
+        <w:gridCol w:w="2948"/>
+        <w:gridCol w:w="6690"/>
+      </w:tblGrid>
+      <w:tr>
+        <w:trPr>
+          <w:trHeight w:val="482"/>
+        </w:trPr>
+        <w:tc>
+          <w:tcPr>
+            <w:tcW w:type="dxa" w:w="2948"/>
+            <w:vAlign w:val="center"/>
+          </w:tcPr>
+          <w:p>
+            <w:pPr>
+              <w:spacing w:after="0"/>
+            </w:pPr>
+            <w:r/>
+            <w:r>
+              <w:rPr>
+                <w:rFonts w:ascii="Times New Roman" w:hAnsi="Times New Roman" w:eastAsia="Times New Roman"/>
+                <w:b w:val="0"/>
+                <w:i w:val="0"/>
+                <w:color w:val="595959"/>
+                <w:sz w:val="18"/>
+              </w:rPr>
+              <w:t>Памятку получил(а): подпись Пациента (законного представителя), расшифровка, дата</w:t>
+            </w:r>
+          </w:p>
+        </w:tc>
+        <w:tc>
+          <w:tcPr>
+            <w:tcW w:type="dxa" w:w="6690"/>
+            <w:vAlign w:val="center"/>
+          </w:tcPr>
+          <w:p>
+            <w:pPr>
+              <w:spacing w:after="0"/>
+            </w:pPr>
+            <w:r/>
+            <w:r>
+              <w:rPr>
+                <w:rFonts w:ascii="Times New Roman" w:hAnsi="Times New Roman" w:eastAsia="Times New Roman"/>
+                <w:b w:val="0"/>
+                <w:i w:val="0"/>
+                <w:sz w:val="21"/>
+              </w:rPr>
+            </w:r>
+          </w:p>
+        </w:tc>
+      </w:tr>
+      <w:tr>
+        <w:trPr>
+          <w:trHeight w:val="482"/>
+        </w:trPr>
+        <w:tc>
+          <w:tcPr>
+            <w:tcW w:type="dxa" w:w="2948"/>
+            <w:vAlign w:val="center"/>
+          </w:tcPr>
+          <w:p>
+            <w:pPr>
+              <w:spacing w:after="0"/>
+            </w:pPr>
+            <w:r/>
+            <w:r>
+              <w:rPr>
+                <w:rFonts w:ascii="Times New Roman" w:hAnsi="Times New Roman" w:eastAsia="Times New Roman"/>
+                <w:b w:val="0"/>
+                <w:i w:val="0"/>
+                <w:color w:val="595959"/>
+                <w:sz w:val="18"/>
+              </w:rPr>
+              <w:t>Памятку выдал: Ф. И. О. и подпись врача</w:t>
+            </w:r>
+          </w:p>
+        </w:tc>
+        <w:tc>
+          <w:tcPr>
+            <w:tcW w:type="dxa" w:w="6690"/>
+            <w:vAlign w:val="center"/>
+          </w:tcPr>
+          <w:p>
+            <w:pPr>
+              <w:spacing w:after="0"/>
+            </w:pPr>
+            <w:r/>
+            <w:r>
+              <w:rPr>
+                <w:rFonts w:ascii="Times New Roman" w:hAnsi="Times New Roman" w:eastAsia="Times New Roman"/>
+                <w:b w:val="0"/>
+                <w:i w:val="0"/>
+                <w:sz w:val="21"/>
+              </w:rPr>
+            </w:r>
+          </w:p>
+        </w:tc>
+      </w:tr>
+    </w:tbl>
+    <w:p>
+      <w:r>
+        <w:br w:type="page"/>
+      </w:r>
+    </w:p>
+    <w:p>
+      <w:pPr>
+        <w:keepNext w:val="0"/>
+        <w:spacing w:after="20"/>
+        <w:jc w:val="left"/>
+      </w:pPr>
+      <w:r>
+        <w:rPr>
+          <w:rFonts w:ascii="Times New Roman" w:hAnsi="Times New Roman" w:eastAsia="Times New Roman"/>
+          <w:b/>
+          <w:i w:val="0"/>
+          <w:sz w:val="19"/>
+        </w:rPr>
+        <w:t>Общество с ограниченной ответственностью «АНГЕЛ-ДЕНТ»</w:t>
+      </w:r>
+    </w:p>
+    <w:p>
+      <w:pPr>
+        <w:keepNext w:val="0"/>
+        <w:spacing w:after="20"/>
+        <w:jc w:val="left"/>
+      </w:pPr>
+      <w:r>
+        <w:rPr>
+          <w:rFonts w:ascii="Times New Roman" w:hAnsi="Times New Roman" w:eastAsia="Times New Roman"/>
+          <w:b w:val="0"/>
+          <w:i w:val="0"/>
+          <w:sz w:val="19"/>
+        </w:rPr>
+        <w:t>Место оказания услуг: стоматология «Ангел-Дент», 143968, Московская область, г. Реутов, ул. Победы, д. 22, тел. +7 (910) 458-88-08</w:t>
+      </w:r>
+    </w:p>
+    <w:p>
+      <w:pPr>
+        <w:keepNext w:val="0"/>
+        <w:spacing w:after="120"/>
+        <w:jc w:val="left"/>
+      </w:pPr>
+      <w:r>
+        <w:rPr>
+          <w:rFonts w:ascii="Times New Roman" w:hAnsi="Times New Roman" w:eastAsia="Times New Roman"/>
+          <w:b w:val="0"/>
+          <w:i w:val="0"/>
+          <w:sz w:val="19"/>
+        </w:rPr>
+        <w:t>Лицензия на осуществление медицинской деятельности № Л041-01162-50/00299266 от 19.07.2016, предоставлена бессрочно</w:t>
+      </w:r>
+    </w:p>
+    <w:p>
+      <w:pPr>
+        <w:keepNext/>
+        <w:spacing w:after="60"/>
+        <w:jc w:val="left"/>
+      </w:pPr>
+      <w:r>
+        <w:rPr>
+          <w:rFonts w:ascii="Times New Roman" w:hAnsi="Times New Roman" w:eastAsia="Times New Roman"/>
+          <w:b/>
+          <w:i w:val="0"/>
+          <w:sz w:val="22"/>
+        </w:rPr>
         <w:t>После профессиональной гигиены и отбеливания</w:t>
       </w:r>
     </w:p>

--- a/_materials/dogovor-pacienta/out/Памятки-пациенту-после-лечения.docx
+++ b/_materials/dogovor-pacienta/out/Памятки-пациенту-после-лечения.docx
@@ -2544,7 +2544,7 @@
     </w:tbl>
     <w:sectPr>
       <w:footerReference w:type="default" r:id="rId9"/>
-      <w:pgSz w:w="12240" w:h="15840"/>
+      <w:pgSz w:w="11906" w:h="16838"/>
       <w:pgMar w:top="1020" w:right="850" w:bottom="907" w:left="1134" w:header="720" w:footer="720" w:gutter="0"/>
       <w:cols w:space="720"/>
       <w:docGrid w:linePitch="360"/>
